--- a/Roster.docx
+++ b/Roster.docx
@@ -118,7 +118,6 @@
       <w:tblPr>
         <w:tblW w:type="pct" w:w="5000"/>
         <w:tblStyle w:val="Table"/>
-        <w:tblLayout w:type="fixed"/>
         <w:tblLook w:firstRow="1" w:lastRow="0" w:firstColumn="0" w:lastColumn="0" w:noHBand="0" w:noVBand="0" w:val="0020"/>
         <w:tblBorders>
           <w:top w:val="single" w:sz="4" w:space="0" w:color="000000"/>
@@ -128,20 +127,23 @@
           <w:insideH w:val="single" w:sz="4" w:space="0" w:color="000000"/>
           <w:insideV w:val="single" w:sz="4" w:space="0" w:color="000000"/>
         </w:tblBorders>
+        <w:tblLayout w:type="fixed"/>
       </w:tblPr>
       <w:tblGrid>
-        <w:gridCol w:w="312"/>
-        <w:gridCol w:w="416"/>
-        <w:gridCol w:w="2501"/>
-        <w:gridCol w:w="2709"/>
-        <w:gridCol w:w="1980"/>
+        <w:gridCol w:w="1872"/>
+        <w:gridCol w:w="1872"/>
+        <w:gridCol w:w="1872"/>
+        <w:gridCol w:w="1872"/>
+        <w:gridCol w:w="1872"/>
       </w:tblGrid>
       <w:tr>
         <w:trPr>
           <w:tblHeader w:val="on"/>
         </w:trPr>
         <w:tc>
-          <w:tcPr/>
+          <w:tcPr>
+            <w:tcW w:type="dxa" w:w="1872"/>
+          </w:tcPr>
           <w:p>
             <w:pPr>
               <w:pStyle w:val="Compact"/>
@@ -152,7 +154,9 @@
           </w:p>
         </w:tc>
         <w:tc>
-          <w:tcPr/>
+          <w:tcPr>
+            <w:tcW w:type="dxa" w:w="1872"/>
+          </w:tcPr>
           <w:p>
             <w:pPr>
               <w:pStyle w:val="Compact"/>
@@ -163,7 +167,9 @@
           </w:p>
         </w:tc>
         <w:tc>
-          <w:tcPr/>
+          <w:tcPr>
+            <w:tcW w:type="dxa" w:w="1872"/>
+          </w:tcPr>
           <w:p>
             <w:pPr>
               <w:pStyle w:val="Compact"/>
@@ -174,7 +180,9 @@
           </w:p>
         </w:tc>
         <w:tc>
-          <w:tcPr/>
+          <w:tcPr>
+            <w:tcW w:type="dxa" w:w="1872"/>
+          </w:tcPr>
           <w:p>
             <w:pPr>
               <w:pStyle w:val="Compact"/>
@@ -185,7 +193,9 @@
           </w:p>
         </w:tc>
         <w:tc>
-          <w:tcPr/>
+          <w:tcPr>
+            <w:tcW w:type="dxa" w:w="1872"/>
+          </w:tcPr>
           <w:p>
             <w:pPr>
               <w:pStyle w:val="Compact"/>
@@ -198,7 +208,9 @@
       </w:tr>
       <w:tr>
         <w:tc>
-          <w:tcPr/>
+          <w:tcPr>
+            <w:tcW w:type="dxa" w:w="1872"/>
+          </w:tcPr>
           <w:p>
             <w:pPr>
               <w:pStyle w:val="Compact"/>
@@ -209,7 +221,9 @@
           </w:p>
         </w:tc>
         <w:tc>
-          <w:tcPr/>
+          <w:tcPr>
+            <w:tcW w:type="dxa" w:w="1872"/>
+          </w:tcPr>
           <w:p>
             <w:pPr>
               <w:pStyle w:val="Compact"/>
@@ -220,7 +234,9 @@
           </w:p>
         </w:tc>
         <w:tc>
-          <w:tcPr/>
+          <w:tcPr>
+            <w:tcW w:type="dxa" w:w="1872"/>
+          </w:tcPr>
           <w:p>
             <w:pPr>
               <w:pStyle w:val="Compact"/>
@@ -231,7 +247,9 @@
           </w:p>
         </w:tc>
         <w:tc>
-          <w:tcPr/>
+          <w:tcPr>
+            <w:tcW w:type="dxa" w:w="1872"/>
+          </w:tcPr>
           <w:p>
             <w:pPr>
               <w:pStyle w:val="Compact"/>
@@ -242,7 +260,9 @@
           </w:p>
         </w:tc>
         <w:tc>
-          <w:tcPr/>
+          <w:tcPr>
+            <w:tcW w:type="dxa" w:w="1872"/>
+          </w:tcPr>
           <w:p>
             <w:pPr>
               <w:pStyle w:val="Compact"/>
@@ -255,7 +275,9 @@
       </w:tr>
       <w:tr>
         <w:tc>
-          <w:tcPr/>
+          <w:tcPr>
+            <w:tcW w:type="dxa" w:w="1872"/>
+          </w:tcPr>
           <w:p>
             <w:pPr>
               <w:pStyle w:val="Compact"/>
@@ -266,7 +288,9 @@
           </w:p>
         </w:tc>
         <w:tc>
-          <w:tcPr/>
+          <w:tcPr>
+            <w:tcW w:type="dxa" w:w="1872"/>
+          </w:tcPr>
           <w:p>
             <w:pPr>
               <w:pStyle w:val="Compact"/>
@@ -277,7 +301,9 @@
           </w:p>
         </w:tc>
         <w:tc>
-          <w:tcPr/>
+          <w:tcPr>
+            <w:tcW w:type="dxa" w:w="1872"/>
+          </w:tcPr>
           <w:p>
             <w:pPr>
               <w:pStyle w:val="Compact"/>
@@ -288,7 +314,9 @@
           </w:p>
         </w:tc>
         <w:tc>
-          <w:tcPr/>
+          <w:tcPr>
+            <w:tcW w:type="dxa" w:w="1872"/>
+          </w:tcPr>
           <w:p>
             <w:pPr>
               <w:pStyle w:val="Compact"/>
@@ -299,7 +327,9 @@
           </w:p>
         </w:tc>
         <w:tc>
-          <w:tcPr/>
+          <w:tcPr>
+            <w:tcW w:type="dxa" w:w="1872"/>
+          </w:tcPr>
           <w:p>
             <w:pPr>
               <w:pStyle w:val="Compact"/>
@@ -312,7 +342,9 @@
       </w:tr>
       <w:tr>
         <w:tc>
-          <w:tcPr/>
+          <w:tcPr>
+            <w:tcW w:type="dxa" w:w="1872"/>
+          </w:tcPr>
           <w:p>
             <w:pPr>
               <w:pStyle w:val="Compact"/>
@@ -323,7 +355,9 @@
           </w:p>
         </w:tc>
         <w:tc>
-          <w:tcPr/>
+          <w:tcPr>
+            <w:tcW w:type="dxa" w:w="1872"/>
+          </w:tcPr>
           <w:p>
             <w:pPr>
               <w:pStyle w:val="Compact"/>
@@ -334,7 +368,9 @@
           </w:p>
         </w:tc>
         <w:tc>
-          <w:tcPr/>
+          <w:tcPr>
+            <w:tcW w:type="dxa" w:w="1872"/>
+          </w:tcPr>
           <w:p>
             <w:pPr>
               <w:pStyle w:val="Compact"/>
@@ -345,7 +381,9 @@
           </w:p>
         </w:tc>
         <w:tc>
-          <w:tcPr/>
+          <w:tcPr>
+            <w:tcW w:type="dxa" w:w="1872"/>
+          </w:tcPr>
           <w:p>
             <w:pPr>
               <w:pStyle w:val="Compact"/>
@@ -356,7 +394,9 @@
           </w:p>
         </w:tc>
         <w:tc>
-          <w:tcPr/>
+          <w:tcPr>
+            <w:tcW w:type="dxa" w:w="1872"/>
+          </w:tcPr>
           <w:p>
             <w:pPr>
               <w:pStyle w:val="Compact"/>
@@ -369,7 +409,9 @@
       </w:tr>
       <w:tr>
         <w:tc>
-          <w:tcPr/>
+          <w:tcPr>
+            <w:tcW w:type="dxa" w:w="1872"/>
+          </w:tcPr>
           <w:p>
             <w:pPr>
               <w:pStyle w:val="Compact"/>
@@ -380,7 +422,9 @@
           </w:p>
         </w:tc>
         <w:tc>
-          <w:tcPr/>
+          <w:tcPr>
+            <w:tcW w:type="dxa" w:w="1872"/>
+          </w:tcPr>
           <w:p>
             <w:pPr>
               <w:pStyle w:val="Compact"/>
@@ -391,7 +435,9 @@
           </w:p>
         </w:tc>
         <w:tc>
-          <w:tcPr/>
+          <w:tcPr>
+            <w:tcW w:type="dxa" w:w="1872"/>
+          </w:tcPr>
           <w:p>
             <w:pPr>
               <w:pStyle w:val="Compact"/>
@@ -402,7 +448,9 @@
           </w:p>
         </w:tc>
         <w:tc>
-          <w:tcPr/>
+          <w:tcPr>
+            <w:tcW w:type="dxa" w:w="1872"/>
+          </w:tcPr>
           <w:p>
             <w:pPr>
               <w:pStyle w:val="Compact"/>
@@ -413,7 +461,9 @@
           </w:p>
         </w:tc>
         <w:tc>
-          <w:tcPr/>
+          <w:tcPr>
+            <w:tcW w:type="dxa" w:w="1872"/>
+          </w:tcPr>
           <w:p>
             <w:pPr>
               <w:pStyle w:val="Compact"/>
@@ -426,7 +476,9 @@
       </w:tr>
       <w:tr>
         <w:tc>
-          <w:tcPr/>
+          <w:tcPr>
+            <w:tcW w:type="dxa" w:w="1872"/>
+          </w:tcPr>
           <w:p>
             <w:pPr>
               <w:pStyle w:val="Compact"/>
@@ -437,7 +489,9 @@
           </w:p>
         </w:tc>
         <w:tc>
-          <w:tcPr/>
+          <w:tcPr>
+            <w:tcW w:type="dxa" w:w="1872"/>
+          </w:tcPr>
           <w:p>
             <w:pPr>
               <w:pStyle w:val="Compact"/>
@@ -448,7 +502,9 @@
           </w:p>
         </w:tc>
         <w:tc>
-          <w:tcPr/>
+          <w:tcPr>
+            <w:tcW w:type="dxa" w:w="1872"/>
+          </w:tcPr>
           <w:p>
             <w:pPr>
               <w:pStyle w:val="Compact"/>
@@ -459,7 +515,9 @@
           </w:p>
         </w:tc>
         <w:tc>
-          <w:tcPr/>
+          <w:tcPr>
+            <w:tcW w:type="dxa" w:w="1872"/>
+          </w:tcPr>
           <w:p>
             <w:pPr>
               <w:pStyle w:val="Compact"/>
@@ -470,7 +528,9 @@
           </w:p>
         </w:tc>
         <w:tc>
-          <w:tcPr/>
+          <w:tcPr>
+            <w:tcW w:type="dxa" w:w="1872"/>
+          </w:tcPr>
           <w:p>
             <w:pPr>
               <w:pStyle w:val="Compact"/>
@@ -483,7 +543,9 @@
       </w:tr>
       <w:tr>
         <w:tc>
-          <w:tcPr/>
+          <w:tcPr>
+            <w:tcW w:type="dxa" w:w="1872"/>
+          </w:tcPr>
           <w:p>
             <w:pPr>
               <w:pStyle w:val="Compact"/>
@@ -494,7 +556,9 @@
           </w:p>
         </w:tc>
         <w:tc>
-          <w:tcPr/>
+          <w:tcPr>
+            <w:tcW w:type="dxa" w:w="1872"/>
+          </w:tcPr>
           <w:p>
             <w:pPr>
               <w:pStyle w:val="Compact"/>
@@ -505,7 +569,9 @@
           </w:p>
         </w:tc>
         <w:tc>
-          <w:tcPr/>
+          <w:tcPr>
+            <w:tcW w:type="dxa" w:w="1872"/>
+          </w:tcPr>
           <w:p>
             <w:pPr>
               <w:pStyle w:val="Compact"/>
@@ -516,7 +582,9 @@
           </w:p>
         </w:tc>
         <w:tc>
-          <w:tcPr/>
+          <w:tcPr>
+            <w:tcW w:type="dxa" w:w="1872"/>
+          </w:tcPr>
           <w:p>
             <w:pPr>
               <w:pStyle w:val="Compact"/>
@@ -527,7 +595,9 @@
           </w:p>
         </w:tc>
         <w:tc>
-          <w:tcPr/>
+          <w:tcPr>
+            <w:tcW w:type="dxa" w:w="1872"/>
+          </w:tcPr>
           <w:p>
             <w:pPr>
               <w:pStyle w:val="Compact"/>
@@ -540,7 +610,9 @@
       </w:tr>
       <w:tr>
         <w:tc>
-          <w:tcPr/>
+          <w:tcPr>
+            <w:tcW w:type="dxa" w:w="1872"/>
+          </w:tcPr>
           <w:p>
             <w:pPr>
               <w:pStyle w:val="Compact"/>
@@ -551,7 +623,9 @@
           </w:p>
         </w:tc>
         <w:tc>
-          <w:tcPr/>
+          <w:tcPr>
+            <w:tcW w:type="dxa" w:w="1872"/>
+          </w:tcPr>
           <w:p>
             <w:pPr>
               <w:pStyle w:val="Compact"/>
@@ -562,7 +636,9 @@
           </w:p>
         </w:tc>
         <w:tc>
-          <w:tcPr/>
+          <w:tcPr>
+            <w:tcW w:type="dxa" w:w="1872"/>
+          </w:tcPr>
           <w:p>
             <w:pPr>
               <w:pStyle w:val="Compact"/>
@@ -573,7 +649,9 @@
           </w:p>
         </w:tc>
         <w:tc>
-          <w:tcPr/>
+          <w:tcPr>
+            <w:tcW w:type="dxa" w:w="1872"/>
+          </w:tcPr>
           <w:p>
             <w:pPr>
               <w:pStyle w:val="Compact"/>
@@ -584,7 +662,9 @@
           </w:p>
         </w:tc>
         <w:tc>
-          <w:tcPr/>
+          <w:tcPr>
+            <w:tcW w:type="dxa" w:w="1872"/>
+          </w:tcPr>
           <w:p>
             <w:pPr>
               <w:pStyle w:val="Compact"/>
@@ -597,7 +677,9 @@
       </w:tr>
       <w:tr>
         <w:tc>
-          <w:tcPr/>
+          <w:tcPr>
+            <w:tcW w:type="dxa" w:w="1872"/>
+          </w:tcPr>
           <w:p>
             <w:pPr>
               <w:pStyle w:val="Compact"/>
@@ -608,7 +690,9 @@
           </w:p>
         </w:tc>
         <w:tc>
-          <w:tcPr/>
+          <w:tcPr>
+            <w:tcW w:type="dxa" w:w="1872"/>
+          </w:tcPr>
           <w:p>
             <w:pPr>
               <w:pStyle w:val="Compact"/>
@@ -619,7 +703,9 @@
           </w:p>
         </w:tc>
         <w:tc>
-          <w:tcPr/>
+          <w:tcPr>
+            <w:tcW w:type="dxa" w:w="1872"/>
+          </w:tcPr>
           <w:p>
             <w:pPr>
               <w:pStyle w:val="Compact"/>
@@ -630,7 +716,9 @@
           </w:p>
         </w:tc>
         <w:tc>
-          <w:tcPr/>
+          <w:tcPr>
+            <w:tcW w:type="dxa" w:w="1872"/>
+          </w:tcPr>
           <w:p>
             <w:pPr>
               <w:pStyle w:val="Compact"/>
@@ -641,7 +729,9 @@
           </w:p>
         </w:tc>
         <w:tc>
-          <w:tcPr/>
+          <w:tcPr>
+            <w:tcW w:type="dxa" w:w="1872"/>
+          </w:tcPr>
           <w:p>
             <w:pPr>
               <w:pStyle w:val="Compact"/>
@@ -654,7 +744,9 @@
       </w:tr>
       <w:tr>
         <w:tc>
-          <w:tcPr/>
+          <w:tcPr>
+            <w:tcW w:type="dxa" w:w="1872"/>
+          </w:tcPr>
           <w:p>
             <w:pPr>
               <w:pStyle w:val="Compact"/>
@@ -665,7 +757,9 @@
           </w:p>
         </w:tc>
         <w:tc>
-          <w:tcPr/>
+          <w:tcPr>
+            <w:tcW w:type="dxa" w:w="1872"/>
+          </w:tcPr>
           <w:p>
             <w:pPr>
               <w:pStyle w:val="Compact"/>
@@ -676,7 +770,9 @@
           </w:p>
         </w:tc>
         <w:tc>
-          <w:tcPr/>
+          <w:tcPr>
+            <w:tcW w:type="dxa" w:w="1872"/>
+          </w:tcPr>
           <w:p>
             <w:pPr>
               <w:pStyle w:val="Compact"/>
@@ -687,7 +783,9 @@
           </w:p>
         </w:tc>
         <w:tc>
-          <w:tcPr/>
+          <w:tcPr>
+            <w:tcW w:type="dxa" w:w="1872"/>
+          </w:tcPr>
           <w:p>
             <w:pPr>
               <w:pStyle w:val="Compact"/>
@@ -698,7 +796,9 @@
           </w:p>
         </w:tc>
         <w:tc>
-          <w:tcPr/>
+          <w:tcPr>
+            <w:tcW w:type="dxa" w:w="1872"/>
+          </w:tcPr>
           <w:p>
             <w:pPr>
               <w:pStyle w:val="Compact"/>
@@ -711,7 +811,9 @@
       </w:tr>
       <w:tr>
         <w:tc>
-          <w:tcPr/>
+          <w:tcPr>
+            <w:tcW w:type="dxa" w:w="1872"/>
+          </w:tcPr>
           <w:p>
             <w:pPr>
               <w:pStyle w:val="Compact"/>
@@ -722,7 +824,9 @@
           </w:p>
         </w:tc>
         <w:tc>
-          <w:tcPr/>
+          <w:tcPr>
+            <w:tcW w:type="dxa" w:w="1872"/>
+          </w:tcPr>
           <w:p>
             <w:pPr>
               <w:pStyle w:val="Compact"/>
@@ -733,7 +837,9 @@
           </w:p>
         </w:tc>
         <w:tc>
-          <w:tcPr/>
+          <w:tcPr>
+            <w:tcW w:type="dxa" w:w="1872"/>
+          </w:tcPr>
           <w:p>
             <w:pPr>
               <w:pStyle w:val="Compact"/>
@@ -744,7 +850,9 @@
           </w:p>
         </w:tc>
         <w:tc>
-          <w:tcPr/>
+          <w:tcPr>
+            <w:tcW w:type="dxa" w:w="1872"/>
+          </w:tcPr>
           <w:p>
             <w:pPr>
               <w:pStyle w:val="Compact"/>
@@ -755,7 +863,9 @@
           </w:p>
         </w:tc>
         <w:tc>
-          <w:tcPr/>
+          <w:tcPr>
+            <w:tcW w:type="dxa" w:w="1872"/>
+          </w:tcPr>
           <w:p>
             <w:pPr>
               <w:pStyle w:val="Compact"/>
@@ -768,7 +878,9 @@
       </w:tr>
       <w:tr>
         <w:tc>
-          <w:tcPr/>
+          <w:tcPr>
+            <w:tcW w:type="dxa" w:w="1872"/>
+          </w:tcPr>
           <w:p>
             <w:pPr>
               <w:pStyle w:val="Compact"/>
@@ -779,7 +891,9 @@
           </w:p>
         </w:tc>
         <w:tc>
-          <w:tcPr/>
+          <w:tcPr>
+            <w:tcW w:type="dxa" w:w="1872"/>
+          </w:tcPr>
           <w:p>
             <w:pPr>
               <w:pStyle w:val="Compact"/>
@@ -790,7 +904,9 @@
           </w:p>
         </w:tc>
         <w:tc>
-          <w:tcPr/>
+          <w:tcPr>
+            <w:tcW w:type="dxa" w:w="1872"/>
+          </w:tcPr>
           <w:p>
             <w:pPr>
               <w:pStyle w:val="Compact"/>
@@ -801,7 +917,9 @@
           </w:p>
         </w:tc>
         <w:tc>
-          <w:tcPr/>
+          <w:tcPr>
+            <w:tcW w:type="dxa" w:w="1872"/>
+          </w:tcPr>
           <w:p>
             <w:pPr>
               <w:pStyle w:val="Compact"/>
@@ -812,7 +930,9 @@
           </w:p>
         </w:tc>
         <w:tc>
-          <w:tcPr/>
+          <w:tcPr>
+            <w:tcW w:type="dxa" w:w="1872"/>
+          </w:tcPr>
           <w:p>
             <w:pPr>
               <w:pStyle w:val="Compact"/>
@@ -825,7 +945,9 @@
       </w:tr>
       <w:tr>
         <w:tc>
-          <w:tcPr/>
+          <w:tcPr>
+            <w:tcW w:type="dxa" w:w="1872"/>
+          </w:tcPr>
           <w:p>
             <w:pPr>
               <w:pStyle w:val="Compact"/>
@@ -836,7 +958,9 @@
           </w:p>
         </w:tc>
         <w:tc>
-          <w:tcPr/>
+          <w:tcPr>
+            <w:tcW w:type="dxa" w:w="1872"/>
+          </w:tcPr>
           <w:p>
             <w:pPr>
               <w:pStyle w:val="Compact"/>
@@ -847,7 +971,9 @@
           </w:p>
         </w:tc>
         <w:tc>
-          <w:tcPr/>
+          <w:tcPr>
+            <w:tcW w:type="dxa" w:w="1872"/>
+          </w:tcPr>
           <w:p>
             <w:pPr>
               <w:pStyle w:val="Compact"/>
@@ -858,7 +984,9 @@
           </w:p>
         </w:tc>
         <w:tc>
-          <w:tcPr/>
+          <w:tcPr>
+            <w:tcW w:type="dxa" w:w="1872"/>
+          </w:tcPr>
           <w:p>
             <w:pPr>
               <w:pStyle w:val="Compact"/>
@@ -869,7 +997,9 @@
           </w:p>
         </w:tc>
         <w:tc>
-          <w:tcPr/>
+          <w:tcPr>
+            <w:tcW w:type="dxa" w:w="1872"/>
+          </w:tcPr>
           <w:p>
             <w:pPr>
               <w:pStyle w:val="Compact"/>
@@ -882,7 +1012,9 @@
       </w:tr>
       <w:tr>
         <w:tc>
-          <w:tcPr/>
+          <w:tcPr>
+            <w:tcW w:type="dxa" w:w="1872"/>
+          </w:tcPr>
           <w:p>
             <w:pPr>
               <w:pStyle w:val="Compact"/>
@@ -893,7 +1025,9 @@
           </w:p>
         </w:tc>
         <w:tc>
-          <w:tcPr/>
+          <w:tcPr>
+            <w:tcW w:type="dxa" w:w="1872"/>
+          </w:tcPr>
           <w:p>
             <w:pPr>
               <w:pStyle w:val="Compact"/>
@@ -904,7 +1038,9 @@
           </w:p>
         </w:tc>
         <w:tc>
-          <w:tcPr/>
+          <w:tcPr>
+            <w:tcW w:type="dxa" w:w="1872"/>
+          </w:tcPr>
           <w:p>
             <w:pPr>
               <w:pStyle w:val="Compact"/>
@@ -915,7 +1051,9 @@
           </w:p>
         </w:tc>
         <w:tc>
-          <w:tcPr/>
+          <w:tcPr>
+            <w:tcW w:type="dxa" w:w="1872"/>
+          </w:tcPr>
           <w:p>
             <w:pPr>
               <w:pStyle w:val="Compact"/>
@@ -926,7 +1064,9 @@
           </w:p>
         </w:tc>
         <w:tc>
-          <w:tcPr/>
+          <w:tcPr>
+            <w:tcW w:type="dxa" w:w="1872"/>
+          </w:tcPr>
           <w:p>
             <w:pPr>
               <w:pStyle w:val="Compact"/>
@@ -939,7 +1079,9 @@
       </w:tr>
       <w:tr>
         <w:tc>
-          <w:tcPr/>
+          <w:tcPr>
+            <w:tcW w:type="dxa" w:w="1872"/>
+          </w:tcPr>
           <w:p>
             <w:pPr>
               <w:pStyle w:val="Compact"/>
@@ -950,7 +1092,9 @@
           </w:p>
         </w:tc>
         <w:tc>
-          <w:tcPr/>
+          <w:tcPr>
+            <w:tcW w:type="dxa" w:w="1872"/>
+          </w:tcPr>
           <w:p>
             <w:pPr>
               <w:pStyle w:val="Compact"/>
@@ -961,7 +1105,9 @@
           </w:p>
         </w:tc>
         <w:tc>
-          <w:tcPr/>
+          <w:tcPr>
+            <w:tcW w:type="dxa" w:w="1872"/>
+          </w:tcPr>
           <w:p>
             <w:pPr>
               <w:pStyle w:val="Compact"/>
@@ -972,7 +1118,9 @@
           </w:p>
         </w:tc>
         <w:tc>
-          <w:tcPr/>
+          <w:tcPr>
+            <w:tcW w:type="dxa" w:w="1872"/>
+          </w:tcPr>
           <w:p>
             <w:pPr>
               <w:pStyle w:val="Compact"/>
@@ -983,7 +1131,9 @@
           </w:p>
         </w:tc>
         <w:tc>
-          <w:tcPr/>
+          <w:tcPr>
+            <w:tcW w:type="dxa" w:w="1872"/>
+          </w:tcPr>
           <w:p>
             <w:pPr>
               <w:pStyle w:val="Compact"/>
@@ -996,7 +1146,9 @@
       </w:tr>
       <w:tr>
         <w:tc>
-          <w:tcPr/>
+          <w:tcPr>
+            <w:tcW w:type="dxa" w:w="1872"/>
+          </w:tcPr>
           <w:p>
             <w:pPr>
               <w:pStyle w:val="Compact"/>
@@ -1007,7 +1159,9 @@
           </w:p>
         </w:tc>
         <w:tc>
-          <w:tcPr/>
+          <w:tcPr>
+            <w:tcW w:type="dxa" w:w="1872"/>
+          </w:tcPr>
           <w:p>
             <w:pPr>
               <w:pStyle w:val="Compact"/>
@@ -1018,7 +1172,9 @@
           </w:p>
         </w:tc>
         <w:tc>
-          <w:tcPr/>
+          <w:tcPr>
+            <w:tcW w:type="dxa" w:w="1872"/>
+          </w:tcPr>
           <w:p>
             <w:pPr>
               <w:pStyle w:val="Compact"/>
@@ -1029,7 +1185,9 @@
           </w:p>
         </w:tc>
         <w:tc>
-          <w:tcPr/>
+          <w:tcPr>
+            <w:tcW w:type="dxa" w:w="1872"/>
+          </w:tcPr>
           <w:p>
             <w:pPr>
               <w:pStyle w:val="Compact"/>
@@ -1040,7 +1198,9 @@
           </w:p>
         </w:tc>
         <w:tc>
-          <w:tcPr/>
+          <w:tcPr>
+            <w:tcW w:type="dxa" w:w="1872"/>
+          </w:tcPr>
           <w:p>
             <w:pPr>
               <w:pStyle w:val="Compact"/>
@@ -1053,7 +1213,9 @@
       </w:tr>
       <w:tr>
         <w:tc>
-          <w:tcPr/>
+          <w:tcPr>
+            <w:tcW w:type="dxa" w:w="1872"/>
+          </w:tcPr>
           <w:p>
             <w:pPr>
               <w:pStyle w:val="Compact"/>
@@ -1064,7 +1226,9 @@
           </w:p>
         </w:tc>
         <w:tc>
-          <w:tcPr/>
+          <w:tcPr>
+            <w:tcW w:type="dxa" w:w="1872"/>
+          </w:tcPr>
           <w:p>
             <w:pPr>
               <w:pStyle w:val="Compact"/>
@@ -1075,7 +1239,9 @@
           </w:p>
         </w:tc>
         <w:tc>
-          <w:tcPr/>
+          <w:tcPr>
+            <w:tcW w:type="dxa" w:w="1872"/>
+          </w:tcPr>
           <w:p>
             <w:pPr>
               <w:pStyle w:val="Compact"/>
@@ -1086,7 +1252,9 @@
           </w:p>
         </w:tc>
         <w:tc>
-          <w:tcPr/>
+          <w:tcPr>
+            <w:tcW w:type="dxa" w:w="1872"/>
+          </w:tcPr>
           <w:p>
             <w:pPr>
               <w:pStyle w:val="Compact"/>
@@ -1097,7 +1265,9 @@
           </w:p>
         </w:tc>
         <w:tc>
-          <w:tcPr/>
+          <w:tcPr>
+            <w:tcW w:type="dxa" w:w="1872"/>
+          </w:tcPr>
           <w:p>
             <w:pPr>
               <w:pStyle w:val="Compact"/>
@@ -1110,7 +1280,9 @@
       </w:tr>
       <w:tr>
         <w:tc>
-          <w:tcPr/>
+          <w:tcPr>
+            <w:tcW w:type="dxa" w:w="1872"/>
+          </w:tcPr>
           <w:p>
             <w:pPr>
               <w:pStyle w:val="Compact"/>
@@ -1121,7 +1293,9 @@
           </w:p>
         </w:tc>
         <w:tc>
-          <w:tcPr/>
+          <w:tcPr>
+            <w:tcW w:type="dxa" w:w="1872"/>
+          </w:tcPr>
           <w:p>
             <w:pPr>
               <w:pStyle w:val="Compact"/>
@@ -1132,18 +1306,22 @@
           </w:p>
         </w:tc>
         <w:tc>
-          <w:tcPr/>
-          <w:p>
-            <w:pPr>
-              <w:pStyle w:val="Compact"/>
-            </w:pPr>
-            <w:r>
-              <w:t xml:space="preserve">Jennifer Vielman</w:t>
-            </w:r>
-          </w:p>
-        </w:tc>
-        <w:tc>
-          <w:tcPr/>
+          <w:tcPr>
+            <w:tcW w:type="dxa" w:w="1872"/>
+          </w:tcPr>
+          <w:p>
+            <w:pPr>
+              <w:pStyle w:val="Compact"/>
+            </w:pPr>
+            <w:r>
+              <w:t xml:space="preserve">Jenny (Jennifer) Vielman</w:t>
+            </w:r>
+          </w:p>
+        </w:tc>
+        <w:tc>
+          <w:tcPr>
+            <w:tcW w:type="dxa" w:w="1872"/>
+          </w:tcPr>
           <w:p>
             <w:pPr>
               <w:pStyle w:val="Compact"/>
@@ -1154,7 +1332,9 @@
           </w:p>
         </w:tc>
         <w:tc>
-          <w:tcPr/>
+          <w:tcPr>
+            <w:tcW w:type="dxa" w:w="1872"/>
+          </w:tcPr>
           <w:p>
             <w:pPr>
               <w:pStyle w:val="Compact"/>
@@ -1167,7 +1347,9 @@
       </w:tr>
       <w:tr>
         <w:tc>
-          <w:tcPr/>
+          <w:tcPr>
+            <w:tcW w:type="dxa" w:w="1872"/>
+          </w:tcPr>
           <w:p>
             <w:pPr>
               <w:pStyle w:val="Compact"/>
@@ -1178,7 +1360,9 @@
           </w:p>
         </w:tc>
         <w:tc>
-          <w:tcPr/>
+          <w:tcPr>
+            <w:tcW w:type="dxa" w:w="1872"/>
+          </w:tcPr>
           <w:p>
             <w:pPr>
               <w:pStyle w:val="Compact"/>
@@ -1189,7 +1373,9 @@
           </w:p>
         </w:tc>
         <w:tc>
-          <w:tcPr/>
+          <w:tcPr>
+            <w:tcW w:type="dxa" w:w="1872"/>
+          </w:tcPr>
           <w:p>
             <w:pPr>
               <w:pStyle w:val="Compact"/>
@@ -1200,7 +1386,9 @@
           </w:p>
         </w:tc>
         <w:tc>
-          <w:tcPr/>
+          <w:tcPr>
+            <w:tcW w:type="dxa" w:w="1872"/>
+          </w:tcPr>
           <w:p>
             <w:pPr>
               <w:pStyle w:val="Compact"/>
@@ -1211,7 +1399,9 @@
           </w:p>
         </w:tc>
         <w:tc>
-          <w:tcPr/>
+          <w:tcPr>
+            <w:tcW w:type="dxa" w:w="1872"/>
+          </w:tcPr>
           <w:p>
             <w:pPr>
               <w:pStyle w:val="Compact"/>
@@ -1224,7 +1414,9 @@
       </w:tr>
       <w:tr>
         <w:tc>
-          <w:tcPr/>
+          <w:tcPr>
+            <w:tcW w:type="dxa" w:w="1872"/>
+          </w:tcPr>
           <w:p>
             <w:pPr>
               <w:pStyle w:val="Compact"/>
@@ -1235,7 +1427,9 @@
           </w:p>
         </w:tc>
         <w:tc>
-          <w:tcPr/>
+          <w:tcPr>
+            <w:tcW w:type="dxa" w:w="1872"/>
+          </w:tcPr>
           <w:p>
             <w:pPr>
               <w:pStyle w:val="Compact"/>
@@ -1246,7 +1440,9 @@
           </w:p>
         </w:tc>
         <w:tc>
-          <w:tcPr/>
+          <w:tcPr>
+            <w:tcW w:type="dxa" w:w="1872"/>
+          </w:tcPr>
           <w:p>
             <w:pPr>
               <w:pStyle w:val="Compact"/>
@@ -1257,7 +1453,9 @@
           </w:p>
         </w:tc>
         <w:tc>
-          <w:tcPr/>
+          <w:tcPr>
+            <w:tcW w:type="dxa" w:w="1872"/>
+          </w:tcPr>
           <w:p>
             <w:pPr>
               <w:pStyle w:val="Compact"/>
@@ -1268,7 +1466,9 @@
           </w:p>
         </w:tc>
         <w:tc>
-          <w:tcPr/>
+          <w:tcPr>
+            <w:tcW w:type="dxa" w:w="1872"/>
+          </w:tcPr>
           <w:p>
             <w:pPr>
               <w:pStyle w:val="Compact"/>
@@ -1281,7 +1481,9 @@
       </w:tr>
       <w:tr>
         <w:tc>
-          <w:tcPr/>
+          <w:tcPr>
+            <w:tcW w:type="dxa" w:w="1872"/>
+          </w:tcPr>
           <w:p>
             <w:pPr>
               <w:pStyle w:val="Compact"/>
@@ -1292,7 +1494,9 @@
           </w:p>
         </w:tc>
         <w:tc>
-          <w:tcPr/>
+          <w:tcPr>
+            <w:tcW w:type="dxa" w:w="1872"/>
+          </w:tcPr>
           <w:p>
             <w:pPr>
               <w:pStyle w:val="Compact"/>
@@ -1303,7 +1507,9 @@
           </w:p>
         </w:tc>
         <w:tc>
-          <w:tcPr/>
+          <w:tcPr>
+            <w:tcW w:type="dxa" w:w="1872"/>
+          </w:tcPr>
           <w:p>
             <w:pPr>
               <w:pStyle w:val="Compact"/>
@@ -1314,7 +1520,9 @@
           </w:p>
         </w:tc>
         <w:tc>
-          <w:tcPr/>
+          <w:tcPr>
+            <w:tcW w:type="dxa" w:w="1872"/>
+          </w:tcPr>
           <w:p>
             <w:pPr>
               <w:pStyle w:val="Compact"/>
@@ -1325,7 +1533,9 @@
           </w:p>
         </w:tc>
         <w:tc>
-          <w:tcPr/>
+          <w:tcPr>
+            <w:tcW w:type="dxa" w:w="1872"/>
+          </w:tcPr>
           <w:p>
             <w:pPr>
               <w:pStyle w:val="Compact"/>
@@ -1338,7 +1548,9 @@
       </w:tr>
       <w:tr>
         <w:tc>
-          <w:tcPr/>
+          <w:tcPr>
+            <w:tcW w:type="dxa" w:w="1872"/>
+          </w:tcPr>
           <w:p>
             <w:pPr>
               <w:pStyle w:val="Compact"/>
@@ -1349,7 +1561,9 @@
           </w:p>
         </w:tc>
         <w:tc>
-          <w:tcPr/>
+          <w:tcPr>
+            <w:tcW w:type="dxa" w:w="1872"/>
+          </w:tcPr>
           <w:p>
             <w:pPr>
               <w:pStyle w:val="Compact"/>
@@ -1360,7 +1574,9 @@
           </w:p>
         </w:tc>
         <w:tc>
-          <w:tcPr/>
+          <w:tcPr>
+            <w:tcW w:type="dxa" w:w="1872"/>
+          </w:tcPr>
           <w:p>
             <w:pPr>
               <w:pStyle w:val="Compact"/>
@@ -1371,7 +1587,9 @@
           </w:p>
         </w:tc>
         <w:tc>
-          <w:tcPr/>
+          <w:tcPr>
+            <w:tcW w:type="dxa" w:w="1872"/>
+          </w:tcPr>
           <w:p>
             <w:pPr>
               <w:pStyle w:val="Compact"/>
@@ -1382,7 +1600,9 @@
           </w:p>
         </w:tc>
         <w:tc>
-          <w:tcPr/>
+          <w:tcPr>
+            <w:tcW w:type="dxa" w:w="1872"/>
+          </w:tcPr>
           <w:p>
             <w:pPr>
               <w:pStyle w:val="Compact"/>
@@ -1395,7 +1615,9 @@
       </w:tr>
       <w:tr>
         <w:tc>
-          <w:tcPr/>
+          <w:tcPr>
+            <w:tcW w:type="dxa" w:w="1872"/>
+          </w:tcPr>
           <w:p>
             <w:pPr>
               <w:pStyle w:val="Compact"/>
@@ -1406,7 +1628,9 @@
           </w:p>
         </w:tc>
         <w:tc>
-          <w:tcPr/>
+          <w:tcPr>
+            <w:tcW w:type="dxa" w:w="1872"/>
+          </w:tcPr>
           <w:p>
             <w:pPr>
               <w:pStyle w:val="Compact"/>
@@ -1417,7 +1641,9 @@
           </w:p>
         </w:tc>
         <w:tc>
-          <w:tcPr/>
+          <w:tcPr>
+            <w:tcW w:type="dxa" w:w="1872"/>
+          </w:tcPr>
           <w:p>
             <w:pPr>
               <w:pStyle w:val="Compact"/>
@@ -1428,7 +1654,9 @@
           </w:p>
         </w:tc>
         <w:tc>
-          <w:tcPr/>
+          <w:tcPr>
+            <w:tcW w:type="dxa" w:w="1872"/>
+          </w:tcPr>
           <w:p>
             <w:pPr>
               <w:pStyle w:val="Compact"/>
@@ -1439,7 +1667,9 @@
           </w:p>
         </w:tc>
         <w:tc>
-          <w:tcPr/>
+          <w:tcPr>
+            <w:tcW w:type="dxa" w:w="1872"/>
+          </w:tcPr>
           <w:p>
             <w:pPr>
               <w:pStyle w:val="Compact"/>
@@ -1452,7 +1682,9 @@
       </w:tr>
       <w:tr>
         <w:tc>
-          <w:tcPr/>
+          <w:tcPr>
+            <w:tcW w:type="dxa" w:w="1872"/>
+          </w:tcPr>
           <w:p>
             <w:pPr>
               <w:pStyle w:val="Compact"/>
@@ -1463,7 +1695,9 @@
           </w:p>
         </w:tc>
         <w:tc>
-          <w:tcPr/>
+          <w:tcPr>
+            <w:tcW w:type="dxa" w:w="1872"/>
+          </w:tcPr>
           <w:p>
             <w:pPr>
               <w:pStyle w:val="Compact"/>
@@ -1474,7 +1708,9 @@
           </w:p>
         </w:tc>
         <w:tc>
-          <w:tcPr/>
+          <w:tcPr>
+            <w:tcW w:type="dxa" w:w="1872"/>
+          </w:tcPr>
           <w:p>
             <w:pPr>
               <w:pStyle w:val="Compact"/>
@@ -1485,7 +1721,9 @@
           </w:p>
         </w:tc>
         <w:tc>
-          <w:tcPr/>
+          <w:tcPr>
+            <w:tcW w:type="dxa" w:w="1872"/>
+          </w:tcPr>
           <w:p>
             <w:pPr>
               <w:pStyle w:val="Compact"/>
@@ -1496,7 +1734,9 @@
           </w:p>
         </w:tc>
         <w:tc>
-          <w:tcPr/>
+          <w:tcPr>
+            <w:tcW w:type="dxa" w:w="1872"/>
+          </w:tcPr>
           <w:p>
             <w:pPr>
               <w:pStyle w:val="Compact"/>
@@ -1509,7 +1749,9 @@
       </w:tr>
       <w:tr>
         <w:tc>
-          <w:tcPr/>
+          <w:tcPr>
+            <w:tcW w:type="dxa" w:w="1872"/>
+          </w:tcPr>
           <w:p>
             <w:pPr>
               <w:pStyle w:val="Compact"/>
@@ -1520,7 +1762,9 @@
           </w:p>
         </w:tc>
         <w:tc>
-          <w:tcPr/>
+          <w:tcPr>
+            <w:tcW w:type="dxa" w:w="1872"/>
+          </w:tcPr>
           <w:p>
             <w:pPr>
               <w:pStyle w:val="Compact"/>
@@ -1531,7 +1775,9 @@
           </w:p>
         </w:tc>
         <w:tc>
-          <w:tcPr/>
+          <w:tcPr>
+            <w:tcW w:type="dxa" w:w="1872"/>
+          </w:tcPr>
           <w:p>
             <w:pPr>
               <w:pStyle w:val="Compact"/>
@@ -1542,7 +1788,9 @@
           </w:p>
         </w:tc>
         <w:tc>
-          <w:tcPr/>
+          <w:tcPr>
+            <w:tcW w:type="dxa" w:w="1872"/>
+          </w:tcPr>
           <w:p>
             <w:pPr>
               <w:pStyle w:val="Compact"/>
@@ -1553,7 +1801,9 @@
           </w:p>
         </w:tc>
         <w:tc>
-          <w:tcPr/>
+          <w:tcPr>
+            <w:tcW w:type="dxa" w:w="1872"/>
+          </w:tcPr>
           <w:p>
             <w:pPr>
               <w:pStyle w:val="Compact"/>
@@ -1566,7 +1816,9 @@
       </w:tr>
       <w:tr>
         <w:tc>
-          <w:tcPr/>
+          <w:tcPr>
+            <w:tcW w:type="dxa" w:w="1872"/>
+          </w:tcPr>
           <w:p>
             <w:pPr>
               <w:pStyle w:val="Compact"/>
@@ -1577,7 +1829,9 @@
           </w:p>
         </w:tc>
         <w:tc>
-          <w:tcPr/>
+          <w:tcPr>
+            <w:tcW w:type="dxa" w:w="1872"/>
+          </w:tcPr>
           <w:p>
             <w:pPr>
               <w:pStyle w:val="Compact"/>
@@ -1588,7 +1842,9 @@
           </w:p>
         </w:tc>
         <w:tc>
-          <w:tcPr/>
+          <w:tcPr>
+            <w:tcW w:type="dxa" w:w="1872"/>
+          </w:tcPr>
           <w:p>
             <w:pPr>
               <w:pStyle w:val="Compact"/>
@@ -1599,7 +1855,9 @@
           </w:p>
         </w:tc>
         <w:tc>
-          <w:tcPr/>
+          <w:tcPr>
+            <w:tcW w:type="dxa" w:w="1872"/>
+          </w:tcPr>
           <w:p>
             <w:pPr>
               <w:pStyle w:val="Compact"/>
@@ -1610,7 +1868,9 @@
           </w:p>
         </w:tc>
         <w:tc>
-          <w:tcPr/>
+          <w:tcPr>
+            <w:tcW w:type="dxa" w:w="1872"/>
+          </w:tcPr>
           <w:p>
             <w:pPr>
               <w:pStyle w:val="Compact"/>
@@ -1652,17 +1912,20 @@
           <w:insideH w:val="single" w:sz="4" w:space="0" w:color="000000"/>
           <w:insideV w:val="single" w:sz="4" w:space="0" w:color="000000"/>
         </w:tblBorders>
+        <w:tblLayout w:type="fixed"/>
       </w:tblPr>
       <w:tblGrid>
-        <w:gridCol w:w="3960"/>
-        <w:gridCol w:w="3960"/>
+        <w:gridCol w:w="4680"/>
+        <w:gridCol w:w="4680"/>
       </w:tblGrid>
       <w:tr>
         <w:trPr>
           <w:tblHeader w:val="on"/>
         </w:trPr>
         <w:tc>
-          <w:tcPr/>
+          <w:tcPr>
+            <w:tcW w:type="dxa" w:w="4680"/>
+          </w:tcPr>
           <w:p>
             <w:pPr>
               <w:pStyle w:val="Compact"/>
@@ -1673,7 +1936,9 @@
           </w:p>
         </w:tc>
         <w:tc>
-          <w:tcPr/>
+          <w:tcPr>
+            <w:tcW w:type="dxa" w:w="4680"/>
+          </w:tcPr>
           <w:p>
             <w:pPr>
               <w:pStyle w:val="Compact"/>
@@ -1686,7 +1951,9 @@
       </w:tr>
       <w:tr>
         <w:tc>
-          <w:tcPr/>
+          <w:tcPr>
+            <w:tcW w:type="dxa" w:w="4680"/>
+          </w:tcPr>
           <w:p>
             <w:pPr>
               <w:pStyle w:val="Compact"/>
@@ -1697,7 +1964,9 @@
           </w:p>
         </w:tc>
         <w:tc>
-          <w:tcPr/>
+          <w:tcPr>
+            <w:tcW w:type="dxa" w:w="4680"/>
+          </w:tcPr>
           <w:p>
             <w:pPr>
               <w:pStyle w:val="Compact"/>
@@ -1710,7 +1979,9 @@
       </w:tr>
       <w:tr>
         <w:tc>
-          <w:tcPr/>
+          <w:tcPr>
+            <w:tcW w:type="dxa" w:w="4680"/>
+          </w:tcPr>
           <w:p>
             <w:pPr>
               <w:pStyle w:val="Compact"/>
@@ -1721,7 +1992,9 @@
           </w:p>
         </w:tc>
         <w:tc>
-          <w:tcPr/>
+          <w:tcPr>
+            <w:tcW w:type="dxa" w:w="4680"/>
+          </w:tcPr>
           <w:p>
             <w:pPr>
               <w:pStyle w:val="Compact"/>
@@ -1734,7 +2007,9 @@
       </w:tr>
       <w:tr>
         <w:tc>
-          <w:tcPr/>
+          <w:tcPr>
+            <w:tcW w:type="dxa" w:w="4680"/>
+          </w:tcPr>
           <w:p>
             <w:pPr>
               <w:pStyle w:val="Compact"/>
@@ -1745,7 +2020,9 @@
           </w:p>
         </w:tc>
         <w:tc>
-          <w:tcPr/>
+          <w:tcPr>
+            <w:tcW w:type="dxa" w:w="4680"/>
+          </w:tcPr>
           <w:p>
             <w:pPr>
               <w:pStyle w:val="Compact"/>
@@ -1758,7 +2035,9 @@
       </w:tr>
       <w:tr>
         <w:tc>
-          <w:tcPr/>
+          <w:tcPr>
+            <w:tcW w:type="dxa" w:w="4680"/>
+          </w:tcPr>
           <w:p>
             <w:pPr>
               <w:pStyle w:val="Compact"/>
@@ -1769,7 +2048,9 @@
           </w:p>
         </w:tc>
         <w:tc>
-          <w:tcPr/>
+          <w:tcPr>
+            <w:tcW w:type="dxa" w:w="4680"/>
+          </w:tcPr>
           <w:p>
             <w:pPr>
               <w:pStyle w:val="Compact"/>
@@ -1782,7 +2063,9 @@
       </w:tr>
       <w:tr>
         <w:tc>
-          <w:tcPr/>
+          <w:tcPr>
+            <w:tcW w:type="dxa" w:w="4680"/>
+          </w:tcPr>
           <w:p>
             <w:pPr>
               <w:pStyle w:val="Compact"/>
@@ -1793,7 +2076,9 @@
           </w:p>
         </w:tc>
         <w:tc>
-          <w:tcPr/>
+          <w:tcPr>
+            <w:tcW w:type="dxa" w:w="4680"/>
+          </w:tcPr>
           <w:p>
             <w:pPr>
               <w:pStyle w:val="Compact"/>
@@ -1806,7 +2091,9 @@
       </w:tr>
       <w:tr>
         <w:tc>
-          <w:tcPr/>
+          <w:tcPr>
+            <w:tcW w:type="dxa" w:w="4680"/>
+          </w:tcPr>
           <w:p>
             <w:pPr>
               <w:pStyle w:val="Compact"/>
@@ -1817,20 +2104,24 @@
           </w:p>
         </w:tc>
         <w:tc>
-          <w:tcPr/>
-          <w:p>
-            <w:pPr>
-              <w:pStyle w:val="Compact"/>
-            </w:pPr>
-            <w:r>
-              <w:t xml:space="preserve">Jennifer Vielman</w:t>
-            </w:r>
-          </w:p>
-        </w:tc>
-      </w:tr>
-      <w:tr>
-        <w:tc>
-          <w:tcPr/>
+          <w:tcPr>
+            <w:tcW w:type="dxa" w:w="4680"/>
+          </w:tcPr>
+          <w:p>
+            <w:pPr>
+              <w:pStyle w:val="Compact"/>
+            </w:pPr>
+            <w:r>
+              <w:t xml:space="preserve">Jenny (Jennifer) Vielman</w:t>
+            </w:r>
+          </w:p>
+        </w:tc>
+      </w:tr>
+      <w:tr>
+        <w:tc>
+          <w:tcPr>
+            <w:tcW w:type="dxa" w:w="4680"/>
+          </w:tcPr>
           <w:p>
             <w:pPr>
               <w:pStyle w:val="Compact"/>
@@ -1841,7 +2132,9 @@
           </w:p>
         </w:tc>
         <w:tc>
-          <w:tcPr/>
+          <w:tcPr>
+            <w:tcW w:type="dxa" w:w="4680"/>
+          </w:tcPr>
           <w:p>
             <w:pPr>
               <w:pStyle w:val="Compact"/>
@@ -1854,7 +2147,9 @@
       </w:tr>
       <w:tr>
         <w:tc>
-          <w:tcPr/>
+          <w:tcPr>
+            <w:tcW w:type="dxa" w:w="4680"/>
+          </w:tcPr>
           <w:p>
             <w:pPr>
               <w:pStyle w:val="Compact"/>
@@ -1865,7 +2160,9 @@
           </w:p>
         </w:tc>
         <w:tc>
-          <w:tcPr/>
+          <w:tcPr>
+            <w:tcW w:type="dxa" w:w="4680"/>
+          </w:tcPr>
           <w:p>
             <w:pPr>
               <w:pStyle w:val="Compact"/>
@@ -1941,18 +2238,21 @@
           <w:insideH w:val="single" w:sz="4" w:space="0" w:color="000000"/>
           <w:insideV w:val="single" w:sz="4" w:space="0" w:color="000000"/>
         </w:tblBorders>
+        <w:tblLayout w:type="fixed"/>
       </w:tblPr>
       <w:tblGrid>
-        <w:gridCol w:w="2640"/>
-        <w:gridCol w:w="2640"/>
-        <w:gridCol w:w="2640"/>
+        <w:gridCol w:w="3120"/>
+        <w:gridCol w:w="3120"/>
+        <w:gridCol w:w="3120"/>
       </w:tblGrid>
       <w:tr>
         <w:trPr>
           <w:tblHeader w:val="on"/>
         </w:trPr>
         <w:tc>
-          <w:tcPr/>
+          <w:tcPr>
+            <w:tcW w:type="dxa" w:w="3120"/>
+          </w:tcPr>
           <w:p>
             <w:pPr>
               <w:pStyle w:val="Compact"/>
@@ -1963,7 +2263,9 @@
           </w:p>
         </w:tc>
         <w:tc>
-          <w:tcPr/>
+          <w:tcPr>
+            <w:tcW w:type="dxa" w:w="3120"/>
+          </w:tcPr>
           <w:p>
             <w:pPr>
               <w:pStyle w:val="Compact"/>
@@ -1974,7 +2276,9 @@
           </w:p>
         </w:tc>
         <w:tc>
-          <w:tcPr/>
+          <w:tcPr>
+            <w:tcW w:type="dxa" w:w="3120"/>
+          </w:tcPr>
           <w:p>
             <w:pPr>
               <w:pStyle w:val="Compact"/>
@@ -1987,7 +2291,9 @@
       </w:tr>
       <w:tr>
         <w:tc>
-          <w:tcPr/>
+          <w:tcPr>
+            <w:tcW w:type="dxa" w:w="3120"/>
+          </w:tcPr>
           <w:p>
             <w:pPr>
               <w:pStyle w:val="Compact"/>
@@ -1998,7 +2304,9 @@
           </w:p>
         </w:tc>
         <w:tc>
-          <w:tcPr/>
+          <w:tcPr>
+            <w:tcW w:type="dxa" w:w="3120"/>
+          </w:tcPr>
           <w:p>
             <w:pPr>
               <w:pStyle w:val="Compact"/>
@@ -2009,7 +2317,9 @@
           </w:p>
         </w:tc>
         <w:tc>
-          <w:tcPr/>
+          <w:tcPr>
+            <w:tcW w:type="dxa" w:w="3120"/>
+          </w:tcPr>
           <w:p>
             <w:pPr>
               <w:pStyle w:val="Compact"/>
@@ -2022,7 +2332,9 @@
       </w:tr>
       <w:tr>
         <w:tc>
-          <w:tcPr/>
+          <w:tcPr>
+            <w:tcW w:type="dxa" w:w="3120"/>
+          </w:tcPr>
           <w:p>
             <w:pPr>
               <w:pStyle w:val="Compact"/>
@@ -2033,7 +2345,9 @@
           </w:p>
         </w:tc>
         <w:tc>
-          <w:tcPr/>
+          <w:tcPr>
+            <w:tcW w:type="dxa" w:w="3120"/>
+          </w:tcPr>
           <w:p>
             <w:pPr>
               <w:pStyle w:val="Compact"/>
@@ -2044,7 +2358,9 @@
           </w:p>
         </w:tc>
         <w:tc>
-          <w:tcPr/>
+          <w:tcPr>
+            <w:tcW w:type="dxa" w:w="3120"/>
+          </w:tcPr>
           <w:p>
             <w:pPr>
               <w:pStyle w:val="Compact"/>
@@ -2057,7 +2373,9 @@
       </w:tr>
       <w:tr>
         <w:tc>
-          <w:tcPr/>
+          <w:tcPr>
+            <w:tcW w:type="dxa" w:w="3120"/>
+          </w:tcPr>
           <w:p>
             <w:pPr>
               <w:pStyle w:val="Compact"/>
@@ -2068,7 +2386,9 @@
           </w:p>
         </w:tc>
         <w:tc>
-          <w:tcPr/>
+          <w:tcPr>
+            <w:tcW w:type="dxa" w:w="3120"/>
+          </w:tcPr>
           <w:p>
             <w:pPr>
               <w:pStyle w:val="Compact"/>
@@ -2079,7 +2399,9 @@
           </w:p>
         </w:tc>
         <w:tc>
-          <w:tcPr/>
+          <w:tcPr>
+            <w:tcW w:type="dxa" w:w="3120"/>
+          </w:tcPr>
           <w:p>
             <w:pPr>
               <w:pStyle w:val="Compact"/>
@@ -2092,7 +2414,9 @@
       </w:tr>
       <w:tr>
         <w:tc>
-          <w:tcPr/>
+          <w:tcPr>
+            <w:tcW w:type="dxa" w:w="3120"/>
+          </w:tcPr>
           <w:p>
             <w:pPr>
               <w:pStyle w:val="Compact"/>
@@ -2103,7 +2427,9 @@
           </w:p>
         </w:tc>
         <w:tc>
-          <w:tcPr/>
+          <w:tcPr>
+            <w:tcW w:type="dxa" w:w="3120"/>
+          </w:tcPr>
           <w:p>
             <w:pPr>
               <w:pStyle w:val="Compact"/>
@@ -2114,7 +2440,9 @@
           </w:p>
         </w:tc>
         <w:tc>
-          <w:tcPr/>
+          <w:tcPr>
+            <w:tcW w:type="dxa" w:w="3120"/>
+          </w:tcPr>
           <w:p>
             <w:pPr>
               <w:pStyle w:val="Compact"/>
@@ -2127,7 +2455,9 @@
       </w:tr>
       <w:tr>
         <w:tc>
-          <w:tcPr/>
+          <w:tcPr>
+            <w:tcW w:type="dxa" w:w="3120"/>
+          </w:tcPr>
           <w:p>
             <w:pPr>
               <w:pStyle w:val="Compact"/>
@@ -2138,7 +2468,9 @@
           </w:p>
         </w:tc>
         <w:tc>
-          <w:tcPr/>
+          <w:tcPr>
+            <w:tcW w:type="dxa" w:w="3120"/>
+          </w:tcPr>
           <w:p>
             <w:pPr>
               <w:pStyle w:val="Compact"/>
@@ -2149,7 +2481,9 @@
           </w:p>
         </w:tc>
         <w:tc>
-          <w:tcPr/>
+          <w:tcPr>
+            <w:tcW w:type="dxa" w:w="3120"/>
+          </w:tcPr>
           <w:p>
             <w:pPr>
               <w:pStyle w:val="Compact"/>
@@ -2162,7 +2496,9 @@
       </w:tr>
       <w:tr>
         <w:tc>
-          <w:tcPr/>
+          <w:tcPr>
+            <w:tcW w:type="dxa" w:w="3120"/>
+          </w:tcPr>
           <w:p>
             <w:pPr>
               <w:pStyle w:val="Compact"/>
@@ -2173,7 +2509,9 @@
           </w:p>
         </w:tc>
         <w:tc>
-          <w:tcPr/>
+          <w:tcPr>
+            <w:tcW w:type="dxa" w:w="3120"/>
+          </w:tcPr>
           <w:p>
             <w:pPr>
               <w:pStyle w:val="Compact"/>
@@ -2184,7 +2522,9 @@
           </w:p>
         </w:tc>
         <w:tc>
-          <w:tcPr/>
+          <w:tcPr>
+            <w:tcW w:type="dxa" w:w="3120"/>
+          </w:tcPr>
           <w:p>
             <w:pPr>
               <w:pStyle w:val="Compact"/>
@@ -2197,7 +2537,9 @@
       </w:tr>
       <w:tr>
         <w:tc>
-          <w:tcPr/>
+          <w:tcPr>
+            <w:tcW w:type="dxa" w:w="3120"/>
+          </w:tcPr>
           <w:p>
             <w:pPr>
               <w:pStyle w:val="Compact"/>
@@ -2208,7 +2550,9 @@
           </w:p>
         </w:tc>
         <w:tc>
-          <w:tcPr/>
+          <w:tcPr>
+            <w:tcW w:type="dxa" w:w="3120"/>
+          </w:tcPr>
           <w:p>
             <w:pPr>
               <w:pStyle w:val="Compact"/>
@@ -2219,7 +2563,9 @@
           </w:p>
         </w:tc>
         <w:tc>
-          <w:tcPr/>
+          <w:tcPr>
+            <w:tcW w:type="dxa" w:w="3120"/>
+          </w:tcPr>
           <w:p>
             <w:pPr>
               <w:pStyle w:val="Compact"/>
@@ -2232,7 +2578,9 @@
       </w:tr>
       <w:tr>
         <w:tc>
-          <w:tcPr/>
+          <w:tcPr>
+            <w:tcW w:type="dxa" w:w="3120"/>
+          </w:tcPr>
           <w:p>
             <w:pPr>
               <w:pStyle w:val="Compact"/>
@@ -2243,7 +2591,9 @@
           </w:p>
         </w:tc>
         <w:tc>
-          <w:tcPr/>
+          <w:tcPr>
+            <w:tcW w:type="dxa" w:w="3120"/>
+          </w:tcPr>
           <w:p>
             <w:pPr>
               <w:pStyle w:val="Compact"/>
@@ -2254,7 +2604,9 @@
           </w:p>
         </w:tc>
         <w:tc>
-          <w:tcPr/>
+          <w:tcPr>
+            <w:tcW w:type="dxa" w:w="3120"/>
+          </w:tcPr>
           <w:p>
             <w:pPr>
               <w:pStyle w:val="Compact"/>
@@ -2296,17 +2648,20 @@
           <w:insideH w:val="single" w:sz="4" w:space="0" w:color="000000"/>
           <w:insideV w:val="single" w:sz="4" w:space="0" w:color="000000"/>
         </w:tblBorders>
+        <w:tblLayout w:type="fixed"/>
       </w:tblPr>
       <w:tblGrid>
-        <w:gridCol w:w="3960"/>
-        <w:gridCol w:w="3960"/>
+        <w:gridCol w:w="4680"/>
+        <w:gridCol w:w="4680"/>
       </w:tblGrid>
       <w:tr>
         <w:trPr>
           <w:tblHeader w:val="on"/>
         </w:trPr>
         <w:tc>
-          <w:tcPr/>
+          <w:tcPr>
+            <w:tcW w:type="dxa" w:w="4680"/>
+          </w:tcPr>
           <w:p>
             <w:pPr>
               <w:pStyle w:val="Compact"/>
@@ -2317,7 +2672,9 @@
           </w:p>
         </w:tc>
         <w:tc>
-          <w:tcPr/>
+          <w:tcPr>
+            <w:tcW w:type="dxa" w:w="4680"/>
+          </w:tcPr>
           <w:p>
             <w:pPr>
               <w:pStyle w:val="Compact"/>
@@ -2330,7 +2687,9 @@
       </w:tr>
       <w:tr>
         <w:tc>
-          <w:tcPr/>
+          <w:tcPr>
+            <w:tcW w:type="dxa" w:w="4680"/>
+          </w:tcPr>
           <w:p>
             <w:pPr>
               <w:pStyle w:val="Compact"/>
@@ -2341,7 +2700,9 @@
           </w:p>
         </w:tc>
         <w:tc>
-          <w:tcPr/>
+          <w:tcPr>
+            <w:tcW w:type="dxa" w:w="4680"/>
+          </w:tcPr>
           <w:p>
             <w:pPr>
               <w:pStyle w:val="Compact"/>
@@ -2582,9 +2943,9 @@
   <w:docDefaults>
     <w:rPrDefault>
       <w:rPr>
-        <w:rFonts w:asciiTheme="minorHAnsi" w:cstheme="minorBidi" w:eastAsiaTheme="minorEastAsia" w:hAnsiTheme="minorHAnsi"/>
-        <w:sz w:val="24"/>
-        <w:szCs w:val="24"/>
+        <w:rFonts w:ascii="Calibri" w:asciiTheme="minorHAnsi" w:cstheme="minorBidi" w:eastAsia="Malgun Gothic" w:eastAsiaTheme="minorEastAsia" w:hAnsi="Calibri" w:hAnsiTheme="minorHAnsi"/>
+        <w:sz w:val="22"/>
+        <w:szCs w:val="22"/>
         <w:lang w:bidi="ar-SA" w:eastAsia="zh-CN" w:val="en-US"/>
       </w:rPr>
     </w:rPrDefault>
@@ -2598,6 +2959,11 @@
   <w:style w:default="1" w:styleId="Normal" w:type="paragraph">
     <w:name w:val="Normal"/>
     <w:qFormat/>
+    <w:rPr>
+      <w:rFonts w:ascii="Calibri" w:hAnsi="Calibri"/>
+      <w:color w:val="000000"/>
+      <w:sz w:val="22"/>
+    </w:rPr>
   </w:style>
   <w:style w:styleId="BodyText" w:type="paragraph">
     <w:name w:val="Body Text"/>
@@ -2607,12 +2973,20 @@
     <w:pPr>
       <w:spacing w:after="180" w:before="180"/>
     </w:pPr>
+    <w:rPr>
+      <w:rFonts w:ascii="Calibri" w:hAnsi="Calibri"/>
+      <w:color w:val="000000"/>
+      <w:sz w:val="22"/>
+    </w:rPr>
   </w:style>
   <w:style w:customStyle="1" w:styleId="FirstParagraph" w:type="paragraph">
     <w:name w:val="First Paragraph"/>
     <w:basedOn w:val="BodyText"/>
     <w:next w:val="BodyText"/>
     <w:qFormat/>
+    <w:rPr>
+      <w:rFonts w:ascii="Calibri" w:hAnsi="Calibri"/>
+    </w:rPr>
   </w:style>
   <w:style w:customStyle="1" w:styleId="Compact" w:type="paragraph">
     <w:name w:val="Compact"/>
@@ -2621,6 +2995,9 @@
     <w:pPr>
       <w:spacing w:after="36" w:before="36"/>
     </w:pPr>
+    <w:rPr>
+      <w:rFonts w:ascii="Calibri" w:hAnsi="Calibri"/>
+    </w:rPr>
   </w:style>
   <w:style w:styleId="Title" w:type="paragraph">
     <w:name w:val="Title"/>
@@ -2636,7 +3013,7 @@
       <w:jc w:val="center"/>
     </w:pPr>
     <w:rPr>
-      <w:rFonts w:asciiTheme="majorHAnsi" w:cstheme="majorBidi" w:eastAsiaTheme="majorEastAsia" w:hAnsiTheme="majorHAnsi"/>
+      <w:rFonts w:ascii="Calibri" w:asciiTheme="majorHAnsi" w:cstheme="majorBidi" w:eastAsiaTheme="majorEastAsia" w:hAnsi="Calibri" w:hAnsiTheme="majorHAnsi"/>
       <w:sz w:val="56"/>
       <w:szCs w:val="56"/>
     </w:rPr>
@@ -2648,7 +3025,7 @@
     <w:uiPriority w:val="10"/>
     <w:rsid w:val="00A10FD9"/>
     <w:rPr>
-      <w:rFonts w:asciiTheme="majorHAnsi" w:cstheme="majorBidi" w:eastAsiaTheme="majorEastAsia" w:hAnsiTheme="majorHAnsi"/>
+      <w:rFonts w:ascii="Calibri" w:asciiTheme="majorHAnsi" w:cstheme="majorBidi" w:eastAsiaTheme="majorEastAsia" w:hAnsi="Calibri" w:hAnsiTheme="majorHAnsi"/>
       <w:sz w:val="56"/>
       <w:szCs w:val="56"/>
     </w:rPr>
@@ -2667,7 +3044,7 @@
       </w:numPr>
     </w:pPr>
     <w:rPr>
-      <w:rFonts w:cstheme="majorBidi" w:eastAsiaTheme="majorEastAsia"/>
+      <w:rFonts w:ascii="Calibri" w:cstheme="majorBidi" w:eastAsiaTheme="majorEastAsia" w:hAnsi="Calibri"/>
       <w:spacing w:val="15"/>
       <w:sz w:val="28"/>
       <w:szCs w:val="28"/>
@@ -2680,7 +3057,7 @@
     <w:uiPriority w:val="11"/>
     <w:rsid w:val="00A10FD9"/>
     <w:rPr>
-      <w:rFonts w:cstheme="majorBidi" w:eastAsiaTheme="majorEastAsia"/>
+      <w:rFonts w:ascii="Calibri" w:cstheme="majorBidi" w:eastAsiaTheme="majorEastAsia" w:hAnsi="Calibri"/>
       <w:color w:themeColor="text1" w:themeTint="A6" w:val="595959"/>
       <w:spacing w:val="15"/>
       <w:sz w:val="28"/>
@@ -2697,6 +3074,7 @@
       <w:keepLines/>
     </w:pPr>
     <w:rPr>
+      <w:rFonts w:ascii="Calibri" w:hAnsi="Calibri"/>
       <w:sz w:val="24"/>
       <w:szCs w:val="24"/>
     </w:rPr>
@@ -2711,6 +3089,7 @@
       <w:keepLines/>
     </w:pPr>
     <w:rPr>
+      <w:rFonts w:ascii="Calibri" w:hAnsi="Calibri"/>
       <w:sz w:val="24"/>
       <w:szCs w:val="24"/>
     </w:rPr>
@@ -2727,6 +3106,7 @@
       <w:jc w:val="center"/>
     </w:pPr>
     <w:rPr>
+      <w:rFonts w:ascii="Calibri" w:hAnsi="Calibri"/>
       <w:b/>
       <w:sz w:val="20"/>
       <w:szCs w:val="20"/>
@@ -2743,6 +3123,7 @@
       <w:spacing w:after="300" w:before="100"/>
     </w:pPr>
     <w:rPr>
+      <w:rFonts w:ascii="Calibri" w:hAnsi="Calibri"/>
       <w:sz w:val="20"/>
       <w:szCs w:val="20"/>
     </w:rPr>
@@ -2753,7 +3134,9 @@
     <w:next w:val="Bibliography"/>
     <w:qFormat/>
     <w:pPr/>
-    <w:rPr/>
+    <w:rPr>
+      <w:rFonts w:ascii="Calibri" w:hAnsi="Calibri"/>
+    </w:rPr>
   </w:style>
   <w:style w:styleId="Heading1" w:type="paragraph">
     <w:name w:val="heading 1"/>
@@ -2770,7 +3153,7 @@
       <w:outlineLvl w:val="0"/>
     </w:pPr>
     <w:rPr>
-      <w:rFonts w:asciiTheme="majorHAnsi" w:cstheme="majorBidi" w:eastAsiaTheme="majorEastAsia" w:hAnsiTheme="majorHAnsi"/>
+      <w:rFonts w:ascii="Calibri" w:asciiTheme="majorHAnsi" w:cstheme="majorBidi" w:eastAsiaTheme="majorEastAsia" w:hAnsi="Calibri" w:hAnsiTheme="majorHAnsi"/>
       <w:color w:themeColor="accent1" w:themeShade="BF" w:val="0F4761"/>
       <w:sz w:val="40"/>
       <w:szCs w:val="40"/>
@@ -2793,7 +3176,7 @@
       <w:outlineLvl w:val="1"/>
     </w:pPr>
     <w:rPr>
-      <w:rFonts w:asciiTheme="majorHAnsi" w:cstheme="majorBidi" w:eastAsiaTheme="majorEastAsia" w:hAnsiTheme="majorHAnsi"/>
+      <w:rFonts w:ascii="Calibri" w:asciiTheme="majorHAnsi" w:cstheme="majorBidi" w:eastAsiaTheme="majorEastAsia" w:hAnsi="Calibri" w:hAnsiTheme="majorHAnsi"/>
       <w:color w:themeColor="accent1" w:themeShade="BF" w:val="0F4761"/>
       <w:sz w:val="32"/>
       <w:szCs w:val="32"/>
@@ -2816,7 +3199,7 @@
       <w:outlineLvl w:val="2"/>
     </w:pPr>
     <w:rPr>
-      <w:rFonts w:cstheme="majorBidi" w:eastAsiaTheme="majorEastAsia"/>
+      <w:rFonts w:ascii="Calibri" w:cstheme="majorBidi" w:eastAsiaTheme="majorEastAsia" w:hAnsi="Calibri"/>
       <w:color w:themeColor="accent1" w:themeShade="BF" w:val="0F4761"/>
       <w:sz w:val="28"/>
       <w:szCs w:val="28"/>
@@ -2839,7 +3222,7 @@
       <w:outlineLvl w:val="3"/>
     </w:pPr>
     <w:rPr>
-      <w:rFonts w:cstheme="majorBidi" w:eastAsiaTheme="majorEastAsia"/>
+      <w:rFonts w:ascii="Calibri" w:cstheme="majorBidi" w:eastAsiaTheme="majorEastAsia" w:hAnsi="Calibri"/>
       <w:i/>
       <w:iCs/>
       <w:color w:themeColor="accent1" w:themeShade="BF" w:val="0F4761"/>
@@ -2862,7 +3245,7 @@
       <w:outlineLvl w:val="4"/>
     </w:pPr>
     <w:rPr>
-      <w:rFonts w:cstheme="majorBidi" w:eastAsiaTheme="majorEastAsia"/>
+      <w:rFonts w:ascii="Calibri" w:cstheme="majorBidi" w:eastAsiaTheme="majorEastAsia" w:hAnsi="Calibri"/>
       <w:color w:themeColor="accent1" w:themeShade="BF" w:val="0F4761"/>
     </w:rPr>
   </w:style>
@@ -2883,7 +3266,7 @@
       <w:outlineLvl w:val="5"/>
     </w:pPr>
     <w:rPr>
-      <w:rFonts w:cstheme="majorBidi" w:eastAsiaTheme="majorEastAsia"/>
+      <w:rFonts w:ascii="Calibri" w:cstheme="majorBidi" w:eastAsiaTheme="majorEastAsia" w:hAnsi="Calibri"/>
       <w:i/>
       <w:iCs/>
       <w:color w:themeColor="text1" w:themeTint="A6" w:val="595959"/>
@@ -2906,7 +3289,7 @@
       <w:outlineLvl w:val="6"/>
     </w:pPr>
     <w:rPr>
-      <w:rFonts w:cstheme="majorBidi" w:eastAsiaTheme="majorEastAsia"/>
+      <w:rFonts w:ascii="Calibri" w:cstheme="majorBidi" w:eastAsiaTheme="majorEastAsia" w:hAnsi="Calibri"/>
       <w:color w:themeColor="text1" w:themeTint="A6" w:val="595959"/>
     </w:rPr>
   </w:style>
@@ -2927,7 +3310,7 @@
       <w:outlineLvl w:val="7"/>
     </w:pPr>
     <w:rPr>
-      <w:rFonts w:cstheme="majorBidi" w:eastAsiaTheme="majorEastAsia"/>
+      <w:rFonts w:ascii="Calibri" w:cstheme="majorBidi" w:eastAsiaTheme="majorEastAsia" w:hAnsi="Calibri"/>
       <w:i/>
       <w:iCs/>
       <w:color w:themeColor="text1" w:themeTint="D8" w:val="272727"/>
@@ -2950,7 +3333,7 @@
       <w:outlineLvl w:val="8"/>
     </w:pPr>
     <w:rPr>
-      <w:rFonts w:cstheme="majorBidi" w:eastAsiaTheme="majorEastAsia"/>
+      <w:rFonts w:ascii="Calibri" w:cstheme="majorBidi" w:eastAsiaTheme="majorEastAsia" w:hAnsi="Calibri"/>
       <w:color w:themeColor="text1" w:themeTint="D8" w:val="272727"/>
     </w:rPr>
   </w:style>
@@ -2961,7 +3344,7 @@
     <w:uiPriority w:val="9"/>
     <w:rsid w:val="00A10FD9"/>
     <w:rPr>
-      <w:rFonts w:asciiTheme="majorHAnsi" w:cstheme="majorBidi" w:eastAsiaTheme="majorEastAsia" w:hAnsiTheme="majorHAnsi"/>
+      <w:rFonts w:ascii="Calibri" w:asciiTheme="majorHAnsi" w:cstheme="majorBidi" w:eastAsiaTheme="majorEastAsia" w:hAnsi="Calibri" w:hAnsiTheme="majorHAnsi"/>
       <w:color w:themeColor="accent1" w:themeShade="BF" w:val="0F4761"/>
       <w:sz w:val="40"/>
       <w:szCs w:val="40"/>
@@ -2975,7 +3358,7 @@
     <w:semiHidden/>
     <w:rsid w:val="00A10FD9"/>
     <w:rPr>
-      <w:rFonts w:asciiTheme="majorHAnsi" w:cstheme="majorBidi" w:eastAsiaTheme="majorEastAsia" w:hAnsiTheme="majorHAnsi"/>
+      <w:rFonts w:ascii="Calibri" w:asciiTheme="majorHAnsi" w:cstheme="majorBidi" w:eastAsiaTheme="majorEastAsia" w:hAnsi="Calibri" w:hAnsiTheme="majorHAnsi"/>
       <w:color w:themeColor="accent1" w:themeShade="BF" w:val="0F4761"/>
       <w:sz w:val="32"/>
       <w:szCs w:val="32"/>
@@ -2989,7 +3372,7 @@
     <w:semiHidden/>
     <w:rsid w:val="00A10FD9"/>
     <w:rPr>
-      <w:rFonts w:cstheme="majorBidi" w:eastAsiaTheme="majorEastAsia"/>
+      <w:rFonts w:ascii="Calibri" w:cstheme="majorBidi" w:eastAsiaTheme="majorEastAsia" w:hAnsi="Calibri"/>
       <w:color w:themeColor="accent1" w:themeShade="BF" w:val="0F4761"/>
       <w:sz w:val="28"/>
       <w:szCs w:val="28"/>
@@ -3003,7 +3386,7 @@
     <w:semiHidden/>
     <w:rsid w:val="00A10FD9"/>
     <w:rPr>
-      <w:rFonts w:cstheme="majorBidi" w:eastAsiaTheme="majorEastAsia"/>
+      <w:rFonts w:ascii="Calibri" w:cstheme="majorBidi" w:eastAsiaTheme="majorEastAsia" w:hAnsi="Calibri"/>
       <w:i/>
       <w:iCs/>
       <w:color w:themeColor="accent1" w:themeShade="BF" w:val="0F4761"/>
@@ -3017,7 +3400,7 @@
     <w:semiHidden/>
     <w:rsid w:val="00A10FD9"/>
     <w:rPr>
-      <w:rFonts w:cstheme="majorBidi" w:eastAsiaTheme="majorEastAsia"/>
+      <w:rFonts w:ascii="Calibri" w:cstheme="majorBidi" w:eastAsiaTheme="majorEastAsia" w:hAnsi="Calibri"/>
       <w:color w:themeColor="accent1" w:themeShade="BF" w:val="0F4761"/>
     </w:rPr>
   </w:style>
@@ -3029,7 +3412,7 @@
     <w:semiHidden/>
     <w:rsid w:val="00A10FD9"/>
     <w:rPr>
-      <w:rFonts w:cstheme="majorBidi" w:eastAsiaTheme="majorEastAsia"/>
+      <w:rFonts w:ascii="Calibri" w:cstheme="majorBidi" w:eastAsiaTheme="majorEastAsia" w:hAnsi="Calibri"/>
       <w:i/>
       <w:iCs/>
       <w:color w:themeColor="text1" w:themeTint="A6" w:val="595959"/>
@@ -3043,7 +3426,7 @@
     <w:semiHidden/>
     <w:rsid w:val="00A10FD9"/>
     <w:rPr>
-      <w:rFonts w:cstheme="majorBidi" w:eastAsiaTheme="majorEastAsia"/>
+      <w:rFonts w:ascii="Calibri" w:cstheme="majorBidi" w:eastAsiaTheme="majorEastAsia" w:hAnsi="Calibri"/>
       <w:color w:themeColor="text1" w:themeTint="A6" w:val="595959"/>
     </w:rPr>
   </w:style>
@@ -3055,7 +3438,7 @@
     <w:semiHidden/>
     <w:rsid w:val="00A10FD9"/>
     <w:rPr>
-      <w:rFonts w:cstheme="majorBidi" w:eastAsiaTheme="majorEastAsia"/>
+      <w:rFonts w:ascii="Calibri" w:cstheme="majorBidi" w:eastAsiaTheme="majorEastAsia" w:hAnsi="Calibri"/>
       <w:i/>
       <w:iCs/>
       <w:color w:themeColor="text1" w:themeTint="D8" w:val="272727"/>
@@ -3069,7 +3452,7 @@
     <w:semiHidden/>
     <w:rsid w:val="00A10FD9"/>
     <w:rPr>
-      <w:rFonts w:cstheme="majorBidi" w:eastAsiaTheme="majorEastAsia"/>
+      <w:rFonts w:ascii="Calibri" w:cstheme="majorBidi" w:eastAsiaTheme="majorEastAsia" w:hAnsi="Calibri"/>
       <w:color w:themeColor="text1" w:themeTint="D8" w:val="272727"/>
     </w:rPr>
   </w:style>
@@ -3084,6 +3467,9 @@
       <w:spacing w:after="100" w:before="100"/>
       <w:ind w:firstLine="0" w:left="480" w:right="480"/>
     </w:pPr>
+    <w:rPr>
+      <w:rFonts w:ascii="Calibri" w:hAnsi="Calibri"/>
+    </w:rPr>
   </w:style>
   <w:style w:styleId="FootnoteText" w:type="paragraph">
     <w:name w:val="Footnote Text"/>
@@ -3092,6 +3478,9 @@
     <w:uiPriority w:val="9"/>
     <w:unhideWhenUsed/>
     <w:qFormat/>
+    <w:rPr>
+      <w:rFonts w:ascii="Calibri" w:hAnsi="Calibri"/>
+    </w:rPr>
   </w:style>
   <w:style w:styleId="FootnoteBlockText" w:type="paragraph">
     <w:name w:val="Footnote Block Text"/>
@@ -3104,11 +3493,17 @@
       <w:spacing w:after="100" w:before="100"/>
       <w:ind w:firstLine="0" w:left="480" w:right="480"/>
     </w:pPr>
+    <w:rPr>
+      <w:rFonts w:ascii="Calibri" w:hAnsi="Calibri"/>
+    </w:rPr>
   </w:style>
   <w:style w:default="1" w:styleId="DefaultParagraphFont" w:type="character">
     <w:name w:val="Default Paragraph Font"/>
     <w:semiHidden/>
     <w:unhideWhenUsed/>
+    <w:rPr>
+      <w:rFonts w:ascii="Calibri" w:hAnsi="Calibri"/>
+    </w:rPr>
   </w:style>
   <w:style w:default="1" w:styleId="Table" w:type="table">
     <w:name w:val="Table"/>
@@ -3116,6 +3511,9 @@
     <w:semiHidden/>
     <w:unhideWhenUsed/>
     <w:qFormat/>
+    <w:rPr>
+      <w:rFonts w:ascii="Calibri" w:hAnsi="Calibri"/>
+    </w:rPr>
     <w:tblPr>
       <w:tblInd w:type="dxa" w:w="0"/>
       <w:tblCellMar>
@@ -3144,12 +3542,16 @@
       <w:spacing w:after="0"/>
     </w:pPr>
     <w:rPr>
+      <w:rFonts w:ascii="Calibri" w:hAnsi="Calibri"/>
       <w:b/>
     </w:rPr>
   </w:style>
   <w:style w:customStyle="1" w:styleId="Definition" w:type="paragraph">
     <w:name w:val="Definition"/>
     <w:basedOn w:val="Normal"/>
+    <w:rPr>
+      <w:rFonts w:ascii="Calibri" w:hAnsi="Calibri"/>
+    </w:rPr>
   </w:style>
   <w:style w:styleId="Caption" w:type="paragraph">
     <w:name w:val="Caption"/>
@@ -3159,6 +3561,7 @@
       <w:spacing w:after="120" w:before="0"/>
     </w:pPr>
     <w:rPr>
+      <w:rFonts w:ascii="Calibri" w:hAnsi="Calibri"/>
       <w:i/>
     </w:rPr>
   </w:style>
@@ -3168,14 +3571,23 @@
     <w:pPr>
       <w:keepNext/>
     </w:pPr>
+    <w:rPr>
+      <w:rFonts w:ascii="Calibri" w:hAnsi="Calibri"/>
+    </w:rPr>
   </w:style>
   <w:style w:customStyle="1" w:styleId="ImageCaption" w:type="paragraph">
     <w:name w:val="Image Caption"/>
     <w:basedOn w:val="Caption"/>
+    <w:rPr>
+      <w:rFonts w:ascii="Calibri" w:hAnsi="Calibri"/>
+    </w:rPr>
   </w:style>
   <w:style w:customStyle="1" w:styleId="Figure" w:type="paragraph">
     <w:name w:val="Figure"/>
     <w:basedOn w:val="Normal"/>
+    <w:rPr>
+      <w:rFonts w:ascii="Calibri" w:hAnsi="Calibri"/>
+    </w:rPr>
   </w:style>
   <w:style w:customStyle="1" w:styleId="CaptionedFigure" w:type="paragraph">
     <w:name w:val="Captioned Figure"/>
@@ -3183,28 +3595,38 @@
     <w:pPr>
       <w:keepNext/>
     </w:pPr>
+    <w:rPr>
+      <w:rFonts w:ascii="Calibri" w:hAnsi="Calibri"/>
+    </w:rPr>
   </w:style>
   <w:style w:customStyle="1" w:styleId="BodyTextChar" w:type="character">
     <w:name w:val="Body Text Char"/>
     <w:basedOn w:val="DefaultParagraphFont"/>
     <w:link w:val="BodyText"/>
+    <w:rPr>
+      <w:rFonts w:ascii="Calibri" w:hAnsi="Calibri"/>
+    </w:rPr>
   </w:style>
   <w:style w:customStyle="1" w:styleId="VerbatimChar" w:type="character">
     <w:name w:val="Verbatim Char"/>
     <w:basedOn w:val="BodyTextChar"/>
     <w:rPr>
-      <w:rFonts w:ascii="Consolas" w:hAnsi="Consolas"/>
+      <w:rFonts w:ascii="Calibri" w:hAnsi="Calibri"/>
       <w:sz w:val="22"/>
     </w:rPr>
   </w:style>
   <w:style w:customStyle="1" w:styleId="SectionNumber" w:type="character">
     <w:name w:val="Section Number"/>
     <w:basedOn w:val="BodyTextChar"/>
+    <w:rPr>
+      <w:rFonts w:ascii="Calibri" w:hAnsi="Calibri"/>
+    </w:rPr>
   </w:style>
   <w:style w:styleId="FootnoteReference" w:type="character">
     <w:name w:val="Footnote Reference"/>
     <w:basedOn w:val="BodyTextChar"/>
     <w:rPr>
+      <w:rFonts w:ascii="Calibri" w:hAnsi="Calibri"/>
       <w:vertAlign w:val="superscript"/>
     </w:rPr>
   </w:style>
@@ -3212,6 +3634,7 @@
     <w:name w:val="Hyperlink"/>
     <w:basedOn w:val="BodyTextChar"/>
     <w:rPr>
+      <w:rFonts w:ascii="Calibri" w:hAnsi="Calibri"/>
       <w:color w:themeColor="accent1" w:val="4F81BD"/>
     </w:rPr>
   </w:style>
@@ -3227,7 +3650,7 @@
       <w:outlineLvl w:val="9"/>
     </w:pPr>
     <w:rPr>
-      <w:rFonts w:asciiTheme="majorHAnsi" w:cstheme="majorBidi" w:eastAsiaTheme="majorEastAsia" w:hAnsiTheme="majorHAnsi"/>
+      <w:rFonts w:ascii="Calibri" w:asciiTheme="majorHAnsi" w:cstheme="majorBidi" w:eastAsiaTheme="majorEastAsia" w:hAnsi="Calibri" w:hAnsiTheme="majorHAnsi"/>
       <w:b w:val="0"/>
       <w:bCs w:val="0"/>
       <w:color w:themeColor="accent1" w:themeShade="BF" w:val="365F91"/>
